--- a/UI_PRMD_Pipeline_Report.docx
+++ b/UI_PRMD_Pipeline_Report.docx
@@ -2260,7 +2260,7 @@
               <w:rPr>
                 <w:sz w:val="18"/>
               </w:rPr>
-              <w:t>24.55</w:t>
+              <w:t>26.43</w:t>
             </w:r>
           </w:p>
         </w:tc>
@@ -2276,7 +2276,7 @@
               <w:rPr>
                 <w:sz w:val="18"/>
               </w:rPr>
-              <w:t>86.81</w:t>
+              <w:t>87.01</w:t>
             </w:r>
           </w:p>
         </w:tc>
@@ -2344,7 +2344,7 @@
               <w:rPr>
                 <w:sz w:val="18"/>
               </w:rPr>
-              <w:t>90.65</w:t>
+              <w:t>93.98</w:t>
             </w:r>
           </w:p>
         </w:tc>
@@ -2361,7 +2361,7 @@
               <w:rPr>
                 <w:sz w:val="18"/>
               </w:rPr>
-              <w:t>100.88</w:t>
+              <w:t>105.04</w:t>
             </w:r>
           </w:p>
         </w:tc>
@@ -2429,7 +2429,7 @@
               <w:rPr>
                 <w:sz w:val="18"/>
               </w:rPr>
-              <w:t>30.05</w:t>
+              <w:t>27.85</w:t>
             </w:r>
           </w:p>
         </w:tc>
@@ -2445,7 +2445,7 @@
               <w:rPr>
                 <w:sz w:val="18"/>
               </w:rPr>
-              <w:t>90.63</w:t>
+              <w:t>91.84</w:t>
             </w:r>
           </w:p>
         </w:tc>
@@ -3158,7 +3158,7 @@
               <w:rPr>
                 <w:sz w:val="18"/>
               </w:rPr>
-              <w:t>[5, 6, 7, 8, 9, 10]</w:t>
+              <w:t>[6, 7, 8, 9, 10]</w:t>
             </w:r>
           </w:p>
         </w:tc>
@@ -3174,7 +3174,7 @@
               <w:rPr>
                 <w:sz w:val="18"/>
               </w:rPr>
-              <w:t>[2, 3, 4]</w:t>
+              <w:t>[4, 5]</w:t>
             </w:r>
           </w:p>
         </w:tc>
@@ -3190,7 +3190,7 @@
               <w:rPr>
                 <w:sz w:val="18"/>
               </w:rPr>
-              <w:t>[1]</w:t>
+              <w:t>[1, 2, 3]</w:t>
             </w:r>
           </w:p>
         </w:tc>
@@ -3206,7 +3206,7 @@
               <w:rPr>
                 <w:sz w:val="18"/>
               </w:rPr>
-              <w:t>718</w:t>
+              <w:t>558</w:t>
             </w:r>
           </w:p>
         </w:tc>
@@ -3222,7 +3222,7 @@
               <w:rPr>
                 <w:sz w:val="18"/>
               </w:rPr>
-              <w:t>466</w:t>
+              <w:t>328</w:t>
             </w:r>
           </w:p>
         </w:tc>
@@ -3238,7 +3238,7 @@
               <w:rPr>
                 <w:sz w:val="18"/>
               </w:rPr>
-              <w:t>142</w:t>
+              <w:t>440</w:t>
             </w:r>
           </w:p>
         </w:tc>
@@ -3274,7 +3274,7 @@
               <w:rPr>
                 <w:sz w:val="18"/>
               </w:rPr>
-              <w:t>[5, 6, 7, 8, 9, 10]</w:t>
+              <w:t>[7, 8, 9, 10, 1]</w:t>
             </w:r>
           </w:p>
         </w:tc>
@@ -3291,7 +3291,7 @@
               <w:rPr>
                 <w:sz w:val="18"/>
               </w:rPr>
-              <w:t>[1, 3, 4]</w:t>
+              <w:t>[5, 6]</w:t>
             </w:r>
           </w:p>
         </w:tc>
@@ -3308,7 +3308,7 @@
               <w:rPr>
                 <w:sz w:val="18"/>
               </w:rPr>
-              <w:t>[2]</w:t>
+              <w:t>[2, 3, 4]</w:t>
             </w:r>
           </w:p>
         </w:tc>
@@ -3325,7 +3325,24 @@
               <w:rPr>
                 <w:sz w:val="18"/>
               </w:rPr>
-              <w:t>718</w:t>
+              <w:t>536</w:t>
+            </w:r>
+          </w:p>
+        </w:tc>
+        <w:tc>
+          <w:tcPr>
+            <w:tcW w:type="dxa" w:w="1337"/>
+            <w:shd w:fill="ECF0F1" w:val="clear"/>
+          </w:tcPr>
+          <w:p>
+            <w:pPr>
+              <w:jc w:val="center"/>
+            </w:pPr>
+            <w:r>
+              <w:rPr>
+                <w:sz w:val="18"/>
+              </w:rPr>
+              <w:t>324</w:t>
             </w:r>
           </w:p>
         </w:tc>
@@ -3343,23 +3360,6 @@
                 <w:sz w:val="18"/>
               </w:rPr>
               <w:t>466</w:t>
-            </w:r>
-          </w:p>
-        </w:tc>
-        <w:tc>
-          <w:tcPr>
-            <w:tcW w:type="dxa" w:w="1337"/>
-            <w:shd w:fill="ECF0F1" w:val="clear"/>
-          </w:tcPr>
-          <w:p>
-            <w:pPr>
-              <w:jc w:val="center"/>
-            </w:pPr>
-            <w:r>
-              <w:rPr>
-                <w:sz w:val="18"/>
-              </w:rPr>
-              <w:t>142</w:t>
             </w:r>
           </w:p>
         </w:tc>
@@ -3393,7 +3393,7 @@
               <w:rPr>
                 <w:sz w:val="18"/>
               </w:rPr>
-              <w:t>[5, 6, 7, 8, 9, 10]</w:t>
+              <w:t>[8, 9, 10, 1, 2]</w:t>
             </w:r>
           </w:p>
         </w:tc>
@@ -3409,7 +3409,7 @@
               <w:rPr>
                 <w:sz w:val="18"/>
               </w:rPr>
-              <w:t>[1, 2, 4]</w:t>
+              <w:t>[6, 7]</w:t>
             </w:r>
           </w:p>
         </w:tc>
@@ -3425,7 +3425,7 @@
               <w:rPr>
                 <w:sz w:val="18"/>
               </w:rPr>
-              <w:t>[3]</w:t>
+              <w:t>[3, 4, 5]</w:t>
             </w:r>
           </w:p>
         </w:tc>
@@ -3441,7 +3441,7 @@
               <w:rPr>
                 <w:sz w:val="18"/>
               </w:rPr>
-              <w:t>718</w:t>
+              <w:t>644</w:t>
             </w:r>
           </w:p>
         </w:tc>
@@ -3457,7 +3457,7 @@
               <w:rPr>
                 <w:sz w:val="18"/>
               </w:rPr>
-              <w:t>452</w:t>
+              <w:t>198</w:t>
             </w:r>
           </w:p>
         </w:tc>
@@ -3473,7 +3473,7 @@
               <w:rPr>
                 <w:sz w:val="18"/>
               </w:rPr>
-              <w:t>156</w:t>
+              <w:t>484</w:t>
             </w:r>
           </w:p>
         </w:tc>
@@ -3509,7 +3509,7 @@
               <w:rPr>
                 <w:sz w:val="18"/>
               </w:rPr>
-              <w:t>[5, 6, 7, 8, 9, 10]</w:t>
+              <w:t>[9, 10, 1, 2, 3]</w:t>
             </w:r>
           </w:p>
         </w:tc>
@@ -3526,7 +3526,7 @@
               <w:rPr>
                 <w:sz w:val="18"/>
               </w:rPr>
-              <w:t>[1, 2, 3]</w:t>
+              <w:t>[7, 8]</w:t>
             </w:r>
           </w:p>
         </w:tc>
@@ -3543,7 +3543,7 @@
               <w:rPr>
                 <w:sz w:val="18"/>
               </w:rPr>
-              <w:t>[4]</w:t>
+              <w:t>[4, 5, 6]</w:t>
             </w:r>
           </w:p>
         </w:tc>
@@ -3560,7 +3560,7 @@
               <w:rPr>
                 <w:sz w:val="18"/>
               </w:rPr>
-              <w:t>718</w:t>
+              <w:t>628</w:t>
             </w:r>
           </w:p>
         </w:tc>
@@ -3577,7 +3577,7 @@
               <w:rPr>
                 <w:sz w:val="18"/>
               </w:rPr>
-              <w:t>440</w:t>
+              <w:t>206</w:t>
             </w:r>
           </w:p>
         </w:tc>
@@ -3594,7 +3594,7 @@
               <w:rPr>
                 <w:sz w:val="18"/>
               </w:rPr>
-              <w:t>168</w:t>
+              <w:t>492</w:t>
             </w:r>
           </w:p>
         </w:tc>
@@ -3628,7 +3628,7 @@
               <w:rPr>
                 <w:sz w:val="18"/>
               </w:rPr>
-              <w:t>[4, 6, 7, 8, 9, 10]</w:t>
+              <w:t>[10, 1, 2, 3, 4]</w:t>
             </w:r>
           </w:p>
         </w:tc>
@@ -3644,7 +3644,7 @@
               <w:rPr>
                 <w:sz w:val="18"/>
               </w:rPr>
-              <w:t>[1, 2, 3]</w:t>
+              <w:t>[8, 9]</w:t>
             </w:r>
           </w:p>
         </w:tc>
@@ -3660,7 +3660,7 @@
               <w:rPr>
                 <w:sz w:val="18"/>
               </w:rPr>
-              <w:t>[5]</w:t>
+              <w:t>[5, 6, 7]</w:t>
             </w:r>
           </w:p>
         </w:tc>
@@ -3676,7 +3676,7 @@
               <w:rPr>
                 <w:sz w:val="18"/>
               </w:rPr>
-              <w:t>726</w:t>
+              <w:t>646</w:t>
             </w:r>
           </w:p>
         </w:tc>
@@ -3692,7 +3692,7 @@
               <w:rPr>
                 <w:sz w:val="18"/>
               </w:rPr>
-              <w:t>440</w:t>
+              <w:t>322</w:t>
             </w:r>
           </w:p>
         </w:tc>
@@ -3708,7 +3708,7 @@
               <w:rPr>
                 <w:sz w:val="18"/>
               </w:rPr>
-              <w:t>160</w:t>
+              <w:t>358</w:t>
             </w:r>
           </w:p>
         </w:tc>
@@ -3744,7 +3744,7 @@
               <w:rPr>
                 <w:sz w:val="18"/>
               </w:rPr>
-              <w:t>[4, 5, 7, 8, 9, 10]</w:t>
+              <w:t>[1, 2, 3, 4, 5]</w:t>
             </w:r>
           </w:p>
         </w:tc>
@@ -3761,7 +3761,7 @@
               <w:rPr>
                 <w:sz w:val="18"/>
               </w:rPr>
-              <w:t>[1, 2, 3]</w:t>
+              <w:t>[9, 10]</w:t>
             </w:r>
           </w:p>
         </w:tc>
@@ -3778,7 +3778,7 @@
               <w:rPr>
                 <w:sz w:val="18"/>
               </w:rPr>
-              <w:t>[6]</w:t>
+              <w:t>[6, 7, 8]</w:t>
             </w:r>
           </w:p>
         </w:tc>
@@ -3795,7 +3795,7 @@
               <w:rPr>
                 <w:sz w:val="18"/>
               </w:rPr>
-              <w:t>722</w:t>
+              <w:t>768</w:t>
             </w:r>
           </w:p>
         </w:tc>
@@ -3812,7 +3812,7 @@
               <w:rPr>
                 <w:sz w:val="18"/>
               </w:rPr>
-              <w:t>440</w:t>
+              <w:t>188</w:t>
             </w:r>
           </w:p>
         </w:tc>
@@ -3829,7 +3829,7 @@
               <w:rPr>
                 <w:sz w:val="18"/>
               </w:rPr>
-              <w:t>164</w:t>
+              <w:t>370</w:t>
             </w:r>
           </w:p>
         </w:tc>
@@ -3863,7 +3863,7 @@
               <w:rPr>
                 <w:sz w:val="18"/>
               </w:rPr>
-              <w:t>[4, 5, 6, 8, 9, 10]</w:t>
+              <w:t>[2, 3, 4, 5, 6]</w:t>
             </w:r>
           </w:p>
         </w:tc>
@@ -3879,7 +3879,7 @@
               <w:rPr>
                 <w:sz w:val="18"/>
               </w:rPr>
-              <w:t>[1, 2, 3]</w:t>
+              <w:t>[10, 1]</w:t>
             </w:r>
           </w:p>
         </w:tc>
@@ -3895,7 +3895,7 @@
               <w:rPr>
                 <w:sz w:val="18"/>
               </w:rPr>
-              <w:t>[7]</w:t>
+              <w:t>[7, 8, 9]</w:t>
             </w:r>
           </w:p>
         </w:tc>
@@ -3911,7 +3911,7 @@
               <w:rPr>
                 <w:sz w:val="18"/>
               </w:rPr>
-              <w:t>852</w:t>
+              <w:t>790</w:t>
             </w:r>
           </w:p>
         </w:tc>
@@ -3927,7 +3927,7 @@
               <w:rPr>
                 <w:sz w:val="18"/>
               </w:rPr>
-              <w:t>440</w:t>
+              <w:t>180</w:t>
             </w:r>
           </w:p>
         </w:tc>
@@ -3943,7 +3943,7 @@
               <w:rPr>
                 <w:sz w:val="18"/>
               </w:rPr>
-              <w:t>34</w:t>
+              <w:t>356</w:t>
             </w:r>
           </w:p>
         </w:tc>
@@ -3979,7 +3979,7 @@
               <w:rPr>
                 <w:sz w:val="18"/>
               </w:rPr>
-              <w:t>[4, 5, 6, 7, 9, 10]</w:t>
+              <w:t>[3, 4, 5, 6, 7]</w:t>
             </w:r>
           </w:p>
         </w:tc>
@@ -3996,7 +3996,7 @@
               <w:rPr>
                 <w:sz w:val="18"/>
               </w:rPr>
-              <w:t>[1, 2, 3]</w:t>
+              <w:t>[1, 2]</w:t>
             </w:r>
           </w:p>
         </w:tc>
@@ -4013,7 +4013,7 @@
               <w:rPr>
                 <w:sz w:val="18"/>
               </w:rPr>
-              <w:t>[8]</w:t>
+              <w:t>[8, 9, 10]</w:t>
             </w:r>
           </w:p>
         </w:tc>
@@ -4030,7 +4030,7 @@
               <w:rPr>
                 <w:sz w:val="18"/>
               </w:rPr>
-              <w:t>714</w:t>
+              <w:t>682</w:t>
             </w:r>
           </w:p>
         </w:tc>
@@ -4047,7 +4047,7 @@
               <w:rPr>
                 <w:sz w:val="18"/>
               </w:rPr>
-              <w:t>440</w:t>
+              <w:t>284</w:t>
             </w:r>
           </w:p>
         </w:tc>
@@ -4064,7 +4064,7 @@
               <w:rPr>
                 <w:sz w:val="18"/>
               </w:rPr>
-              <w:t>172</w:t>
+              <w:t>360</w:t>
             </w:r>
           </w:p>
         </w:tc>
@@ -4098,7 +4098,7 @@
               <w:rPr>
                 <w:sz w:val="18"/>
               </w:rPr>
-              <w:t>[4, 5, 6, 7, 8, 10]</w:t>
+              <w:t>[4, 5, 6, 7, 8]</w:t>
             </w:r>
           </w:p>
         </w:tc>
@@ -4114,7 +4114,7 @@
               <w:rPr>
                 <w:sz w:val="18"/>
               </w:rPr>
-              <w:t>[1, 2, 3]</w:t>
+              <w:t>[2, 3]</w:t>
             </w:r>
           </w:p>
         </w:tc>
@@ -4130,7 +4130,7 @@
               <w:rPr>
                 <w:sz w:val="18"/>
               </w:rPr>
-              <w:t>[9]</w:t>
+              <w:t>[9, 10, 1]</w:t>
             </w:r>
           </w:p>
         </w:tc>
@@ -4146,7 +4146,7 @@
               <w:rPr>
                 <w:sz w:val="18"/>
               </w:rPr>
-              <w:t>736</w:t>
+              <w:t>698</w:t>
             </w:r>
           </w:p>
         </w:tc>
@@ -4162,7 +4162,7 @@
               <w:rPr>
                 <w:sz w:val="18"/>
               </w:rPr>
-              <w:t>440</w:t>
+              <w:t>298</w:t>
             </w:r>
           </w:p>
         </w:tc>
@@ -4178,7 +4178,7 @@
               <w:rPr>
                 <w:sz w:val="18"/>
               </w:rPr>
-              <w:t>150</w:t>
+              <w:t>330</w:t>
             </w:r>
           </w:p>
         </w:tc>
@@ -4214,7 +4214,7 @@
               <w:rPr>
                 <w:sz w:val="18"/>
               </w:rPr>
-              <w:t>[4, 5, 6, 7, 8, 9]</w:t>
+              <w:t>[5, 6, 7, 8, 9]</w:t>
             </w:r>
           </w:p>
         </w:tc>
@@ -4231,7 +4231,7 @@
               <w:rPr>
                 <w:sz w:val="18"/>
               </w:rPr>
-              <w:t>[1, 2, 3]</w:t>
+              <w:t>[3, 4]</w:t>
             </w:r>
           </w:p>
         </w:tc>
@@ -4248,7 +4248,7 @@
               <w:rPr>
                 <w:sz w:val="18"/>
               </w:rPr>
-              <w:t>[10]</w:t>
+              <w:t>[10, 1, 2]</w:t>
             </w:r>
           </w:p>
         </w:tc>
@@ -4265,7 +4265,7 @@
               <w:rPr>
                 <w:sz w:val="18"/>
               </w:rPr>
-              <w:t>848</w:t>
+              <w:t>680</w:t>
             </w:r>
           </w:p>
         </w:tc>
@@ -4282,7 +4282,7 @@
               <w:rPr>
                 <w:sz w:val="18"/>
               </w:rPr>
-              <w:t>440</w:t>
+              <w:t>324</w:t>
             </w:r>
           </w:p>
         </w:tc>
@@ -4299,7 +4299,7 @@
               <w:rPr>
                 <w:sz w:val="18"/>
               </w:rPr>
-              <w:t>38</w:t>
+              <w:t>322</w:t>
             </w:r>
           </w:p>
         </w:tc>
